--- a/templates/lenh_van_chuyen_xe_hop_dong_a4.docx
+++ b/templates/lenh_van_chuyen_xe_hop_dong_a4.docx
@@ -18,8 +18,8 @@
         <w:tblLook w:val="04A0" w:firstRow="1" w:lastRow="0" w:firstColumn="1" w:lastColumn="0" w:noHBand="0" w:noVBand="1"/>
       </w:tblPr>
       <w:tblGrid>
-        <w:gridCol w:w="5529"/>
-        <w:gridCol w:w="3397"/>
+        <w:gridCol w:w="5427"/>
+        <w:gridCol w:w="3509"/>
       </w:tblGrid>
       <w:tr>
         <w:tc>
@@ -53,7 +53,27 @@
                 <w:w w:val="101"/>
                 <w:sz w:val="23"/>
               </w:rPr>
-              <w:t>HỢP TÁC XÃ LÂM MINH</w:t>
+              <w:t>{{</w:t>
+            </w:r>
+            <w:r>
+              <w:rPr>
+                <w:rFonts w:ascii="TimesNewRomanPS" w:eastAsia="TimesNewRomanPS" w:hAnsi="TimesNewRomanPS"/>
+                <w:b/>
+                <w:color w:val="000000"/>
+                <w:w w:val="101"/>
+                <w:sz w:val="23"/>
+              </w:rPr>
+              <w:t>tenDonViHTX</w:t>
+            </w:r>
+            <w:r>
+              <w:rPr>
+                <w:rFonts w:ascii="TimesNewRomanPS" w:eastAsia="TimesNewRomanPS" w:hAnsi="TimesNewRomanPS"/>
+                <w:b/>
+                <w:color w:val="000000"/>
+                <w:w w:val="101"/>
+                <w:sz w:val="23"/>
+              </w:rPr>
+              <w:t>}}</w:t>
             </w:r>
           </w:p>
           <w:p>
@@ -81,25 +101,23 @@
                 <w:w w:val="101"/>
                 <w:sz w:val="23"/>
               </w:rPr>
-              <w:t xml:space="preserve">Số 7A/114, Thành Thái, </w:t>
-            </w:r>
-            <w:r>
-              <w:rPr>
-                <w:rFonts w:ascii="TimesNewRomanPSMT" w:eastAsia="TimesNewRomanPSMT" w:hAnsi="TimesNewRomanPSMT"/>
-                <w:color w:val="000000"/>
-                <w:w w:val="101"/>
-                <w:sz w:val="23"/>
-              </w:rPr>
-              <w:t>P.</w:t>
-            </w:r>
-            <w:r>
-              <w:rPr>
-                <w:rFonts w:ascii="TimesNewRomanPSMT" w:eastAsia="TimesNewRomanPSMT" w:hAnsi="TimesNewRomanPSMT"/>
-                <w:color w:val="000000"/>
-                <w:w w:val="101"/>
-                <w:sz w:val="23"/>
-              </w:rPr>
-              <w:t xml:space="preserve"> Diên Hồng, TP.HCM</w:t>
+              <w:t>{{</w:t>
+            </w:r>
+            <w:r>
+              <w:rPr>
+                <w:rFonts w:ascii="Arial" w:hAnsi="Arial" w:cs="Arial"/>
+                <w:sz w:val="20"/>
+                <w:szCs w:val="20"/>
+              </w:rPr>
+              <w:t>diaChiDonViHTX</w:t>
+            </w:r>
+            <w:r>
+              <w:rPr>
+                <w:rFonts w:ascii="Arial" w:hAnsi="Arial" w:cs="Arial"/>
+                <w:sz w:val="20"/>
+                <w:szCs w:val="20"/>
+              </w:rPr>
+              <w:t>}}</w:t>
             </w:r>
           </w:p>
           <w:p>
@@ -127,7 +145,32 @@
                 <w:w w:val="101"/>
                 <w:sz w:val="23"/>
               </w:rPr>
-              <w:t>Điện thoại: 0886023434</w:t>
+              <w:t xml:space="preserve">Điện thoại: </w:t>
+            </w:r>
+            <w:r>
+              <w:rPr>
+                <w:rFonts w:ascii="TimesNewRomanPSMT" w:eastAsia="TimesNewRomanPSMT" w:hAnsi="TimesNewRomanPSMT"/>
+                <w:color w:val="000000"/>
+                <w:w w:val="101"/>
+                <w:sz w:val="23"/>
+              </w:rPr>
+              <w:t>{{</w:t>
+            </w:r>
+            <w:r>
+              <w:rPr>
+                <w:rFonts w:ascii="Arial" w:hAnsi="Arial" w:cs="Arial"/>
+                <w:sz w:val="20"/>
+                <w:szCs w:val="20"/>
+              </w:rPr>
+              <w:t>sdtDonViHTX</w:t>
+            </w:r>
+            <w:r>
+              <w:rPr>
+                <w:rFonts w:ascii="Arial" w:hAnsi="Arial" w:cs="Arial"/>
+                <w:sz w:val="20"/>
+                <w:szCs w:val="20"/>
+              </w:rPr>
+              <w:t>}}</w:t>
             </w:r>
           </w:p>
           <w:p>
@@ -157,7 +200,37 @@
                 <w:w w:val="101"/>
                 <w:sz w:val="23"/>
               </w:rPr>
-              <w:t>Số:  {{maSoHopDong}}/HTXLM</w:t>
+              <w:t>Số:  {{maSoHopDong}}/</w:t>
+            </w:r>
+            <w:r>
+              <w:rPr>
+                <w:rFonts w:ascii="TimesNewRomanPS" w:eastAsia="TimesNewRomanPS" w:hAnsi="TimesNewRomanPS"/>
+                <w:b/>
+                <w:color w:val="000000"/>
+                <w:w w:val="101"/>
+                <w:sz w:val="23"/>
+              </w:rPr>
+              <w:t>{{</w:t>
+            </w:r>
+            <w:r>
+              <w:rPr>
+                <w:rFonts w:ascii="TimesNewRomanPS" w:eastAsia="TimesNewRomanPS" w:hAnsi="TimesNewRomanPS"/>
+                <w:b/>
+                <w:color w:val="000000"/>
+                <w:w w:val="101"/>
+                <w:sz w:val="23"/>
+              </w:rPr>
+              <w:t>tenVietTatDonViHTX</w:t>
+            </w:r>
+            <w:r>
+              <w:rPr>
+                <w:rFonts w:ascii="TimesNewRomanPS" w:eastAsia="TimesNewRomanPS" w:hAnsi="TimesNewRomanPS"/>
+                <w:b/>
+                <w:color w:val="000000"/>
+                <w:w w:val="101"/>
+                <w:sz w:val="23"/>
+              </w:rPr>
+              <w:t>}}</w:t>
             </w:r>
           </w:p>
         </w:tc>
@@ -225,7 +298,37 @@
                 <w:w w:val="101"/>
                 <w:sz w:val="25"/>
               </w:rPr>
-              <w:t>MST: 0319199414</w:t>
+              <w:t xml:space="preserve">MST: </w:t>
+            </w:r>
+            <w:r>
+              <w:rPr>
+                <w:rFonts w:ascii="TimesNewRomanPS" w:eastAsia="TimesNewRomanPS" w:hAnsi="TimesNewRomanPS"/>
+                <w:b/>
+                <w:color w:val="000000"/>
+                <w:w w:val="101"/>
+                <w:sz w:val="25"/>
+              </w:rPr>
+              <w:t>{{</w:t>
+            </w:r>
+            <w:r>
+              <w:rPr>
+                <w:rFonts w:ascii="TimesNewRomanPS" w:eastAsia="TimesNewRomanPS" w:hAnsi="TimesNewRomanPS"/>
+                <w:b/>
+                <w:color w:val="000000"/>
+                <w:w w:val="101"/>
+                <w:sz w:val="25"/>
+              </w:rPr>
+              <w:t>soGiayPhepKDDonViHTX</w:t>
+            </w:r>
+            <w:r>
+              <w:rPr>
+                <w:rFonts w:ascii="TimesNewRomanPS" w:eastAsia="TimesNewRomanPS" w:hAnsi="TimesNewRomanPS"/>
+                <w:b/>
+                <w:color w:val="000000"/>
+                <w:w w:val="101"/>
+                <w:sz w:val="25"/>
+              </w:rPr>
+              <w:t>}}</w:t>
             </w:r>
           </w:p>
         </w:tc>
@@ -713,9 +816,29 @@
                 <w:b/>
                 <w:color w:val="000000"/>
                 <w:w w:val="101"/>
-                <w:sz w:val="23"/>
-              </w:rPr>
-              <w:t>PHAN THỊ DIỄM QUỲNH</w:t>
+                <w:sz w:val="25"/>
+              </w:rPr>
+              <w:t>{{</w:t>
+            </w:r>
+            <w:r>
+              <w:rPr>
+                <w:rFonts w:ascii="TimesNewRomanPS" w:eastAsia="TimesNewRomanPS" w:hAnsi="TimesNewRomanPS"/>
+                <w:b/>
+                <w:color w:val="000000"/>
+                <w:w w:val="101"/>
+                <w:sz w:val="25"/>
+              </w:rPr>
+              <w:t>nhanVienVietLenh</w:t>
+            </w:r>
+            <w:r>
+              <w:rPr>
+                <w:rFonts w:ascii="TimesNewRomanPS" w:eastAsia="TimesNewRomanPS" w:hAnsi="TimesNewRomanPS"/>
+                <w:b/>
+                <w:color w:val="000000"/>
+                <w:w w:val="101"/>
+                <w:sz w:val="25"/>
+              </w:rPr>
+              <w:t>}}</w:t>
             </w:r>
           </w:p>
         </w:tc>
@@ -815,7 +938,27 @@
                 <w:w w:val="101"/>
                 <w:sz w:val="25"/>
               </w:rPr>
-              <w:t>NGUYỄN THÚY DIỄM</w:t>
+              <w:t>{{</w:t>
+            </w:r>
+            <w:r>
+              <w:rPr>
+                <w:rFonts w:ascii="TimesNewRomanPS" w:eastAsia="TimesNewRomanPS" w:hAnsi="TimesNewRomanPS"/>
+                <w:b/>
+                <w:color w:val="000000"/>
+                <w:w w:val="101"/>
+                <w:sz w:val="25"/>
+              </w:rPr>
+              <w:t>nguoiDaiDienKyTen</w:t>
+            </w:r>
+            <w:r>
+              <w:rPr>
+                <w:rFonts w:ascii="TimesNewRomanPS" w:eastAsia="TimesNewRomanPS" w:hAnsi="TimesNewRomanPS"/>
+                <w:b/>
+                <w:color w:val="000000"/>
+                <w:w w:val="101"/>
+                <w:sz w:val="25"/>
+              </w:rPr>
+              <w:t>}}</w:t>
             </w:r>
           </w:p>
         </w:tc>
@@ -939,7 +1082,43 @@
           <w:w w:val="101"/>
           <w:sz w:val="25"/>
         </w:rPr>
-        <w:t xml:space="preserve">* Mọi thắc mắc và cần hỗ trợ, quý xã viên vui lòng liên hệ HTX LÂM MINH: </w:t>
+        <w:t xml:space="preserve">* Mọi thắc mắc và cần hỗ trợ, quý xã viên vui lòng liên hệ </w:t>
+      </w:r>
+      <w:r>
+        <w:rPr>
+          <w:rFonts w:ascii="TimesNewRomanPSMT" w:eastAsia="TimesNewRomanPSMT" w:hAnsi="TimesNewRomanPSMT"/>
+          <w:color w:val="000000"/>
+          <w:w w:val="101"/>
+          <w:sz w:val="25"/>
+        </w:rPr>
+        <w:t>{{</w:t>
+      </w:r>
+      <w:r>
+        <w:rPr>
+          <w:rFonts w:ascii="TimesNewRomanPSMT" w:eastAsia="TimesNewRomanPSMT" w:hAnsi="TimesNewRomanPSMT"/>
+          <w:color w:val="000000"/>
+          <w:w w:val="101"/>
+          <w:sz w:val="25"/>
+        </w:rPr>
+        <w:t>tenRutGonDonViHTX</w:t>
+      </w:r>
+      <w:r>
+        <w:rPr>
+          <w:rFonts w:ascii="TimesNewRomanPSMT" w:eastAsia="TimesNewRomanPSMT" w:hAnsi="TimesNewRomanPSMT"/>
+          <w:color w:val="000000"/>
+          <w:w w:val="101"/>
+          <w:sz w:val="25"/>
+        </w:rPr>
+        <w:t>}}</w:t>
+      </w:r>
+      <w:r>
+        <w:rPr>
+          <w:rFonts w:ascii="TimesNewRomanPSMT" w:eastAsia="TimesNewRomanPSMT" w:hAnsi="TimesNewRomanPSMT"/>
+          <w:color w:val="000000"/>
+          <w:w w:val="101"/>
+          <w:sz w:val="25"/>
+        </w:rPr>
+        <w:t xml:space="preserve">: </w:t>
       </w:r>
       <w:r>
         <w:tab/>
@@ -951,7 +1130,34 @@
           <w:w w:val="101"/>
           <w:sz w:val="25"/>
         </w:rPr>
-        <w:t xml:space="preserve"> 0886023434</w:t>
+        <w:t xml:space="preserve"> </w:t>
+      </w:r>
+      <w:r>
+        <w:rPr>
+          <w:rFonts w:ascii="TimesNewRomanPSMT" w:eastAsia="TimesNewRomanPSMT" w:hAnsi="TimesNewRomanPSMT"/>
+          <w:color w:val="000000"/>
+          <w:w w:val="101"/>
+          <w:sz w:val="25"/>
+        </w:rPr>
+        <w:t>{{</w:t>
+      </w:r>
+      <w:r>
+        <w:rPr>
+          <w:rFonts w:ascii="TimesNewRomanPSMT" w:eastAsia="TimesNewRomanPSMT" w:hAnsi="TimesNewRomanPSMT"/>
+          <w:color w:val="000000"/>
+          <w:w w:val="101"/>
+          <w:sz w:val="25"/>
+        </w:rPr>
+        <w:t>sdtDonViHTX</w:t>
+      </w:r>
+      <w:r>
+        <w:rPr>
+          <w:rFonts w:ascii="TimesNewRomanPSMT" w:eastAsia="TimesNewRomanPSMT" w:hAnsi="TimesNewRomanPSMT"/>
+          <w:color w:val="000000"/>
+          <w:w w:val="101"/>
+          <w:sz w:val="25"/>
+        </w:rPr>
+        <w:t>}}</w:t>
       </w:r>
     </w:p>
     <w:sectPr>
